--- a/05-content/articles/zarplatnye-nalogi/statya-4-zarplatnye-nalogi.docx
+++ b/05-content/articles/zarplatnye-nalogi/statya-4-zarplatnye-nalogi.docx
@@ -128,7 +128,7 @@
         </w:rPr>
         <w:t xml:space="preserve">Дорабатываем статью: </w:t>
       </w:r>
-      <w:hyperlink w:history="1" r:id="rIddkpourrwqoftc0j2lm5oh">
+      <w:hyperlink w:history="1" r:id="rIdvg9kotfiwisov8_fzy3h7">
         <w:r>
           <w:rPr>
             <w:rFonts w:ascii="Arial" w:cs="Arial" w:eastAsia="Arial" w:hAnsi="Arial"/>
@@ -389,7 +389,7 @@
         </w:rPr>
         <w:t xml:space="preserve">Источник: </w:t>
       </w:r>
-      <w:hyperlink w:history="1" r:id="rIdyjsgti_erlymvqceq-uub">
+      <w:hyperlink w:history="1" r:id="rIdeay5a5-cwmlgcqhx3gfmz">
         <w:r>
           <w:rPr>
             <w:rFonts w:ascii="Arial" w:cs="Arial" w:eastAsia="Arial" w:hAnsi="Arial"/>
@@ -414,7 +414,7 @@
         </w:rPr>
         <w:t xml:space="preserve">; </w:t>
       </w:r>
-      <w:hyperlink w:history="1" r:id="rIdbbgntxhkzyi2lnnmdwaop">
+      <w:hyperlink w:history="1" r:id="rId0er2ejwg99kaaizscudug">
         <w:r>
           <w:rPr>
             <w:rFonts w:ascii="Arial" w:cs="Arial" w:eastAsia="Arial" w:hAnsi="Arial"/>
@@ -439,7 +439,7 @@
         </w:rPr>
         <w:t xml:space="preserve">; </w:t>
       </w:r>
-      <w:hyperlink w:history="1" r:id="rIdfzacy3jpw6yyj0ulttquh">
+      <w:hyperlink w:history="1" r:id="rIdifsoms7a9d5ny4m_zmxxt">
         <w:r>
           <w:rPr>
             <w:rFonts w:ascii="Arial" w:cs="Arial" w:eastAsia="Arial" w:hAnsi="Arial"/>
@@ -1362,7 +1362,7 @@
         </w:rPr>
         <w:t xml:space="preserve">Источник: </w:t>
       </w:r>
-      <w:hyperlink w:history="1" r:id="rIdgac9oerwsny8wvl9azamz">
+      <w:hyperlink w:history="1" r:id="rIdexwyr9iucwl4l4y6-wlte">
         <w:r>
           <w:rPr>
             <w:rFonts w:ascii="Arial" w:cs="Arial" w:eastAsia="Arial" w:hAnsi="Arial"/>
@@ -1387,7 +1387,7 @@
         </w:rPr>
         <w:t xml:space="preserve">; </w:t>
       </w:r>
-      <w:hyperlink w:history="1" r:id="rIdcpqun0wq1ghnjb18k9ogs">
+      <w:hyperlink w:history="1" r:id="rId-2cphjntott8xkalegmjg">
         <w:r>
           <w:rPr>
             <w:rFonts w:ascii="Arial" w:cs="Arial" w:eastAsia="Arial" w:hAnsi="Arial"/>
@@ -1412,7 +1412,7 @@
         </w:rPr>
         <w:t xml:space="preserve">; </w:t>
       </w:r>
-      <w:hyperlink w:history="1" r:id="rId4pxo8rwyxuz0scybiciwz">
+      <w:hyperlink w:history="1" r:id="rIdkppwprnnnqijbeabkjbea">
         <w:r>
           <w:rPr>
             <w:rFonts w:ascii="Arial" w:cs="Arial" w:eastAsia="Arial" w:hAnsi="Arial"/>
@@ -2341,7 +2341,7 @@
         </w:rPr>
         <w:t xml:space="preserve">Источник: </w:t>
       </w:r>
-      <w:hyperlink w:history="1" r:id="rIduwtzubtetiep-uxnv4i-n">
+      <w:hyperlink w:history="1" r:id="rIdehd3hqq5fq_kyb-o1wtoe">
         <w:r>
           <w:rPr>
             <w:rFonts w:ascii="Arial" w:cs="Arial" w:eastAsia="Arial" w:hAnsi="Arial"/>
@@ -2366,7 +2366,7 @@
         </w:rPr>
         <w:t xml:space="preserve"> в редакции </w:t>
       </w:r>
-      <w:hyperlink w:history="1" r:id="rIdst3hv18_srcsapalyfpjx">
+      <w:hyperlink w:history="1" r:id="rIdye3ttt1sc0p3c_zz3eia1">
         <w:r>
           <w:rPr>
             <w:rFonts w:ascii="Arial" w:cs="Arial" w:eastAsia="Arial" w:hAnsi="Arial"/>
@@ -2391,7 +2391,7 @@
         </w:rPr>
         <w:t xml:space="preserve">; перечень — </w:t>
       </w:r>
-      <w:hyperlink w:history="1" r:id="rIdrf0lz_o1kqlncoz8dcof7">
+      <w:hyperlink w:history="1" r:id="rId6w_4yoe9vv7inviqpdptc">
         <w:r>
           <w:rPr>
             <w:rFonts w:ascii="Arial" w:cs="Arial" w:eastAsia="Arial" w:hAnsi="Arial"/>
@@ -2575,7 +2575,7 @@
         </w:rPr>
         <w:t xml:space="preserve">Источник: </w:t>
       </w:r>
-      <w:hyperlink w:history="1" r:id="rIdvgoboahzrd8sunlabzj1d">
+      <w:hyperlink w:history="1" r:id="rIdd7zwm8cdvwqhqur-d_wan">
         <w:r>
           <w:rPr>
             <w:rFonts w:ascii="Arial" w:cs="Arial" w:eastAsia="Arial" w:hAnsi="Arial"/>
@@ -2584,7 +2584,7 @@
             <w:szCs w:val="18"/>
             <w:u w:val="single"/>
           </w:rPr>
-          <w:t xml:space="preserve">п. 2.2-2, п. 13.2 и п. 2.5 [[ст. 427 НК РФ</w:t>
+          <w:t xml:space="preserve">п. 2.2-2, п. 13.2 и п. 2.5 ст. 427 НК РФ</w:t>
         </w:r>
       </w:hyperlink>
       <w:r>
@@ -2598,9 +2598,9 @@
           <w:sz w:val="18"/>
           <w:szCs w:val="18"/>
         </w:rPr>
-        <w:t xml:space="preserve">|https://www.consultant.ru/document/cons_doc_LAW_28165/c5c16c86f95c5db63601047b1c0a5942bd77c824/]]; </w:t>
-      </w:r>
-      <w:hyperlink w:history="1" r:id="rIdg_zl84xoejrrzjy78n0d_">
+        <w:t xml:space="preserve">; </w:t>
+      </w:r>
+      <w:hyperlink w:history="1" r:id="rIdxti3lgsvf58befma5uhba">
         <w:r>
           <w:rPr>
             <w:rFonts w:ascii="Arial" w:cs="Arial" w:eastAsia="Arial" w:hAnsi="Arial"/>
@@ -2889,7 +2889,7 @@
         </w:rPr>
         <w:t xml:space="preserve">Источник: </w:t>
       </w:r>
-      <w:hyperlink w:history="1" r:id="rIddoi649k59qihkr-aax3zr">
+      <w:hyperlink w:history="1" r:id="rIdyr8zs-l8xcs9mspkknozz">
         <w:r>
           <w:rPr>
             <w:rFonts w:ascii="Arial" w:cs="Arial" w:eastAsia="Arial" w:hAnsi="Arial"/>
@@ -2898,7 +2898,7 @@
             <w:szCs w:val="18"/>
             <w:u w:val="single"/>
           </w:rPr>
-          <w:t xml:space="preserve">подп. 10 п. 1, п. 2.2, п. 2.2-2, п. 2.4, п. 7, п. 9, п. 13.1 [[ст. 427 НК РФ</w:t>
+          <w:t xml:space="preserve">подп. 10 п. 1, п. 2.2, п. 2.2-2, п. 2.4, п. 7, п. 9, п. 13.1 ст. 427 НК РФ</w:t>
         </w:r>
       </w:hyperlink>
       <w:r>
@@ -2912,7 +2912,7 @@
           <w:sz w:val="18"/>
           <w:szCs w:val="18"/>
         </w:rPr>
-        <w:t xml:space="preserve">|https://www.consultant.ru/document/cons_doc_LAW_28165/c5c16c86f95c5db63601047b1c0a5942bd77c824/]]. Проверено 27.10.2026</w:t>
+        <w:t xml:space="preserve">. Проверено 27.10.2026</w:t>
       </w:r>
     </w:p>
     <w:p>
@@ -3627,7 +3627,7 @@
         </w:rPr>
         <w:t xml:space="preserve">Источник: </w:t>
       </w:r>
-      <w:hyperlink w:history="1" r:id="rIdvjf2xz2tqccboj8w7mjx5">
+      <w:hyperlink w:history="1" r:id="rIdmfx4yhlxvcbsouritdiek">
         <w:r>
           <w:rPr>
             <w:rFonts w:ascii="Arial" w:cs="Arial" w:eastAsia="Arial" w:hAnsi="Arial"/>
@@ -3652,7 +3652,7 @@
         </w:rPr>
         <w:t xml:space="preserve">; </w:t>
       </w:r>
-      <w:hyperlink w:history="1" r:id="rIdbjouzd-fjj_vttkq_ejq3">
+      <w:hyperlink w:history="1" r:id="rId6_kyvhukdfixwuzwyfppd">
         <w:r>
           <w:rPr>
             <w:rFonts w:ascii="Arial" w:cs="Arial" w:eastAsia="Arial" w:hAnsi="Arial"/>
@@ -3721,7 +3721,7 @@
         <w:shd w:fill="D9EAD3" w:color="auto" w:val="clear"/>
         <w:spacing w:after="80" w:line="300"/>
       </w:pPr>
-      <w:hyperlink w:history="1" r:id="rIdui-rj2najwx0lv2m-fqiz">
+      <w:hyperlink w:history="1" r:id="rIdwufqnogr6eyni7gjm5b2n">
         <w:r>
           <w:rPr>
             <w:rFonts w:ascii="Times New Roman" w:cs="Times New Roman" w:eastAsia="Times New Roman" w:hAnsi="Times New Roman"/>
@@ -3756,7 +3756,7 @@
         <w:shd w:fill="D9EAD3" w:color="auto" w:val="clear"/>
         <w:spacing w:after="80" w:line="300"/>
       </w:pPr>
-      <w:hyperlink w:history="1" r:id="rIdw9sirgukgsbetu9nke3jc">
+      <w:hyperlink w:history="1" r:id="rIdi9opijxzubginpysz7nbd">
         <w:r>
           <w:rPr>
             <w:rFonts w:ascii="Times New Roman" w:cs="Times New Roman" w:eastAsia="Times New Roman" w:hAnsi="Times New Roman"/>
@@ -3791,7 +3791,7 @@
         <w:shd w:fill="D9EAD3" w:color="auto" w:val="clear"/>
         <w:spacing w:after="80" w:line="300"/>
       </w:pPr>
-      <w:hyperlink w:history="1" r:id="rIdvkqj1miipikwskgn8z-pe">
+      <w:hyperlink w:history="1" r:id="rIdt1hksmibkmlxhxybydy7e">
         <w:r>
           <w:rPr>
             <w:rFonts w:ascii="Times New Roman" w:cs="Times New Roman" w:eastAsia="Times New Roman" w:hAnsi="Times New Roman"/>
@@ -4221,7 +4221,7 @@
             <w:pPr>
               <w:spacing w:after="40"/>
             </w:pPr>
-            <w:hyperlink w:history="1" r:id="rIdo6veer2nselgiqdgxv0s2">
+            <w:hyperlink w:history="1" r:id="rId1jp2vo2df1zojnevxv1ci">
               <w:r>
                 <w:rPr>
                   <w:rFonts w:ascii="Times New Roman" w:cs="Times New Roman" w:eastAsia="Times New Roman" w:hAnsi="Times New Roman"/>
@@ -4272,7 +4272,7 @@
             <w:pPr>
               <w:spacing w:after="40"/>
             </w:pPr>
-            <w:hyperlink w:history="1" r:id="rIde0ezc6miamzi5cm-k5aom">
+            <w:hyperlink w:history="1" r:id="rIdld0tlay7czcz7dhzzqrlc">
               <w:r>
                 <w:rPr>
                   <w:rFonts w:ascii="Times New Roman" w:cs="Times New Roman" w:eastAsia="Times New Roman" w:hAnsi="Times New Roman"/>
@@ -4386,7 +4386,7 @@
               </w:rPr>
               <w:t xml:space="preserve">ст. 427 НК РФ (п. 2.2, 2.2-2, 2.4, 2.5, 7, 9, 13.1, 13.2, 13.3) в редакции </w:t>
             </w:r>
-            <w:hyperlink w:history="1" r:id="rIds2mjo6xhvmsvonx1vsptt">
+            <w:hyperlink w:history="1" r:id="rId6eadscj5sw9fmgfnou0qv">
               <w:r>
                 <w:rPr>
                   <w:rFonts w:ascii="Times New Roman" w:cs="Times New Roman" w:eastAsia="Times New Roman" w:hAnsi="Times New Roman"/>

--- a/05-content/articles/zarplatnye-nalogi/statya-4-zarplatnye-nalogi.docx
+++ b/05-content/articles/zarplatnye-nalogi/statya-4-zarplatnye-nalogi.docx
@@ -128,7 +128,7 @@
         </w:rPr>
         <w:t xml:space="preserve">Дорабатываем статью: </w:t>
       </w:r>
-      <w:hyperlink w:history="1" r:id="rIdvg9kotfiwisov8_fzy3h7">
+      <w:hyperlink w:history="1" r:id="rIdvb0azfdamyxi7txtpxdje">
         <w:r>
           <w:rPr>
             <w:rFonts w:ascii="Arial" w:cs="Arial" w:eastAsia="Arial" w:hAnsi="Arial"/>
@@ -389,7 +389,7 @@
         </w:rPr>
         <w:t xml:space="preserve">Источник: </w:t>
       </w:r>
-      <w:hyperlink w:history="1" r:id="rIdeay5a5-cwmlgcqhx3gfmz">
+      <w:hyperlink w:history="1" r:id="rId3o4rf5qdp1fnimrgndztz">
         <w:r>
           <w:rPr>
             <w:rFonts w:ascii="Arial" w:cs="Arial" w:eastAsia="Arial" w:hAnsi="Arial"/>
@@ -414,7 +414,7 @@
         </w:rPr>
         <w:t xml:space="preserve">; </w:t>
       </w:r>
-      <w:hyperlink w:history="1" r:id="rId0er2ejwg99kaaizscudug">
+      <w:hyperlink w:history="1" r:id="rIdqp1c50nmw6ayutw11sm8f">
         <w:r>
           <w:rPr>
             <w:rFonts w:ascii="Arial" w:cs="Arial" w:eastAsia="Arial" w:hAnsi="Arial"/>
@@ -439,7 +439,7 @@
         </w:rPr>
         <w:t xml:space="preserve">; </w:t>
       </w:r>
-      <w:hyperlink w:history="1" r:id="rIdifsoms7a9d5ny4m_zmxxt">
+      <w:hyperlink w:history="1" r:id="rIdixcgwyi0tbzxgeldqkke6">
         <w:r>
           <w:rPr>
             <w:rFonts w:ascii="Arial" w:cs="Arial" w:eastAsia="Arial" w:hAnsi="Arial"/>
@@ -717,25 +717,25 @@
           <w:sz w:val="22"/>
           <w:szCs w:val="22"/>
         </w:rPr>
-        <w:t xml:space="preserve">Кадровый голод ощущает почти каждый бизнес, и это не ощущение, а статистика. По данным Росстата, уровень безработицы в 2026 году держится около 2,1–2,2% — это исторический минимум за всё время наблюдений, которые ведутся с 1991 года. Больше чем в половине регионов показатель не превышает 2%.</w:t>
-      </w:r>
-    </w:p>
-    <w:p>
-      <w:pPr>
-        <w:shd w:fill="D9EAD3" w:color="auto" w:val="clear"/>
-        <w:spacing w:after="140" w:line="300"/>
-      </w:pPr>
-      <w:r>
-        <w:rPr>
-          <w:rFonts w:ascii="Times New Roman" w:cs="Times New Roman" w:eastAsia="Times New Roman" w:hAnsi="Times New Roman"/>
-          <w:b w:val="false"/>
-          <w:bCs w:val="false"/>
-          <w:i w:val="false"/>
-          <w:iCs w:val="false"/>
-          <w:sz w:val="22"/>
-          <w:szCs w:val="22"/>
-        </w:rPr>
-        <w:t xml:space="preserve">Для работодателя это означает простую вещь: сотрудника приходится не выбирать, а удерживать. Зарплаты растут не потому, что бизнесу стало легче, а потому, что иначе человек уходит к тому, кто платит больше. А вместе с зарплатой растёт и всё, что начисляется поверх неё.</w:t>
+        <w:t xml:space="preserve">Кадровый голод ощущает почти каждый бизнес, и это подтверждается статистикой. По данным Росстата, уровень безработицы в 2026 году держится около 2,1–2,2% — это исторический минимум за всё время наблюдений, которые ведутся с 1991 года. Больше чем в половине регионов показатель не превышает 2%.</w:t>
+      </w:r>
+    </w:p>
+    <w:p>
+      <w:pPr>
+        <w:shd w:fill="D9EAD3" w:color="auto" w:val="clear"/>
+        <w:spacing w:after="140" w:line="300"/>
+      </w:pPr>
+      <w:r>
+        <w:rPr>
+          <w:rFonts w:ascii="Times New Roman" w:cs="Times New Roman" w:eastAsia="Times New Roman" w:hAnsi="Times New Roman"/>
+          <w:b w:val="false"/>
+          <w:bCs w:val="false"/>
+          <w:i w:val="false"/>
+          <w:iCs w:val="false"/>
+          <w:sz w:val="22"/>
+          <w:szCs w:val="22"/>
+        </w:rPr>
+        <w:t xml:space="preserve">Для работодателя отсюда следует простое: сотрудника приходится удерживать, а не выбирать. Зарплаты растут не потому, что бизнесу стало легче, а потому, что иначе человек уходит к тому, кто платит больше. А вместе с зарплатой растёт и всё, что начисляется поверх неё.</w:t>
       </w:r>
     </w:p>
     <w:p>
@@ -1362,7 +1362,7 @@
         </w:rPr>
         <w:t xml:space="preserve">Источник: </w:t>
       </w:r>
-      <w:hyperlink w:history="1" r:id="rIdexwyr9iucwl4l4y6-wlte">
+      <w:hyperlink w:history="1" r:id="rIdzcr7ypztqftqrkp8xii1t">
         <w:r>
           <w:rPr>
             <w:rFonts w:ascii="Arial" w:cs="Arial" w:eastAsia="Arial" w:hAnsi="Arial"/>
@@ -1387,7 +1387,7 @@
         </w:rPr>
         <w:t xml:space="preserve">; </w:t>
       </w:r>
-      <w:hyperlink w:history="1" r:id="rId-2cphjntott8xkalegmjg">
+      <w:hyperlink w:history="1" r:id="rIdchcigkdjlngbdff_ljpvh">
         <w:r>
           <w:rPr>
             <w:rFonts w:ascii="Arial" w:cs="Arial" w:eastAsia="Arial" w:hAnsi="Arial"/>
@@ -1412,7 +1412,7 @@
         </w:rPr>
         <w:t xml:space="preserve">; </w:t>
       </w:r>
-      <w:hyperlink w:history="1" r:id="rIdkppwprnnnqijbeabkjbea">
+      <w:hyperlink w:history="1" r:id="rIdlf9vshcog4fhdlmyajpah">
         <w:r>
           <w:rPr>
             <w:rFonts w:ascii="Arial" w:cs="Arial" w:eastAsia="Arial" w:hAnsi="Arial"/>
@@ -2341,7 +2341,7 @@
         </w:rPr>
         <w:t xml:space="preserve">Источник: </w:t>
       </w:r>
-      <w:hyperlink w:history="1" r:id="rIdehd3hqq5fq_kyb-o1wtoe">
+      <w:hyperlink w:history="1" r:id="rIdb8fmnx74wv_kbpsaynk7i">
         <w:r>
           <w:rPr>
             <w:rFonts w:ascii="Arial" w:cs="Arial" w:eastAsia="Arial" w:hAnsi="Arial"/>
@@ -2366,7 +2366,7 @@
         </w:rPr>
         <w:t xml:space="preserve"> в редакции </w:t>
       </w:r>
-      <w:hyperlink w:history="1" r:id="rIdye3ttt1sc0p3c_zz3eia1">
+      <w:hyperlink w:history="1" r:id="rIdx6ga43fk4kpgx5btvc8le">
         <w:r>
           <w:rPr>
             <w:rFonts w:ascii="Arial" w:cs="Arial" w:eastAsia="Arial" w:hAnsi="Arial"/>
@@ -2391,7 +2391,7 @@
         </w:rPr>
         <w:t xml:space="preserve">; перечень — </w:t>
       </w:r>
-      <w:hyperlink w:history="1" r:id="rId6w_4yoe9vv7inviqpdptc">
+      <w:hyperlink w:history="1" r:id="rIdld34f6l1de9-_zc5hqvqv">
         <w:r>
           <w:rPr>
             <w:rFonts w:ascii="Arial" w:cs="Arial" w:eastAsia="Arial" w:hAnsi="Arial"/>
@@ -2575,7 +2575,7 @@
         </w:rPr>
         <w:t xml:space="preserve">Источник: </w:t>
       </w:r>
-      <w:hyperlink w:history="1" r:id="rIdd7zwm8cdvwqhqur-d_wan">
+      <w:hyperlink w:history="1" r:id="rId5lbrzynupchjohqkn0dby">
         <w:r>
           <w:rPr>
             <w:rFonts w:ascii="Arial" w:cs="Arial" w:eastAsia="Arial" w:hAnsi="Arial"/>
@@ -2600,7 +2600,7 @@
         </w:rPr>
         <w:t xml:space="preserve">; </w:t>
       </w:r>
-      <w:hyperlink w:history="1" r:id="rIdxti3lgsvf58befma5uhba">
+      <w:hyperlink w:history="1" r:id="rIdwzsnlfgau-irta7iewm7c">
         <w:r>
           <w:rPr>
             <w:rFonts w:ascii="Arial" w:cs="Arial" w:eastAsia="Arial" w:hAnsi="Arial"/>
@@ -2889,7 +2889,7 @@
         </w:rPr>
         <w:t xml:space="preserve">Источник: </w:t>
       </w:r>
-      <w:hyperlink w:history="1" r:id="rIdyr8zs-l8xcs9mspkknozz">
+      <w:hyperlink w:history="1" r:id="rIdrrlcpepgzem138f3wloxz">
         <w:r>
           <w:rPr>
             <w:rFonts w:ascii="Arial" w:cs="Arial" w:eastAsia="Arial" w:hAnsi="Arial"/>
@@ -3133,7 +3133,7 @@
           <w:sz w:val="22"/>
           <w:szCs w:val="22"/>
         </w:rPr>
-        <w:t xml:space="preserve">Общее у всех трёх: они дают экономию сейчас и создают обязательство, которое вскроется при проверке. Цена ошибки — не только доначисленные взносы, но и пени за весь период.</w:t>
+        <w:t xml:space="preserve">Общее у всех трёх схем одно: экономия возникает сейчас, а обязательство перед бюджетом — при проверке. Цена ошибки — не только доначисленные взносы, но и пени за весь период.</w:t>
       </w:r>
     </w:p>
     <w:p>
@@ -3250,7 +3250,7 @@
           <w:sz w:val="22"/>
           <w:szCs w:val="22"/>
         </w:rPr>
-        <w:t xml:space="preserve"> Это теперь самая крупная сумма из всех возможных. Нужно сверить основной ОКВЭД с перечнем Правительства и посчитать долю доходов: дотягивает ли она до 70%. Если основной вид деятельности в ЕГРЮЛ указан неточно или доля просела, льгота теряется за весь период — а это, как показал расчёт выше, около 35 000 ₽ в год на сотрудника.</w:t>
+        <w:t xml:space="preserve"> Из всех перечисленных способов этот даёт самую крупную сумму. Нужно сверить основной ОКВЭД с перечнем Правительства и посчитать долю доходов: дотягивает ли она до 70%. Если основной вид деятельности в ЕГРЮЛ указан неточно или доля просела, льгота теряется за весь период — а это, как показал расчёт выше, около 35 000 ₽ в год на сотрудника.</w:t>
       </w:r>
     </w:p>
     <w:p>
@@ -3384,7 +3384,7 @@
           <w:sz w:val="22"/>
           <w:szCs w:val="22"/>
         </w:rPr>
-        <w:t xml:space="preserve"> Это не про налоги, а про общие расходы на персонал, но считается в тех же деньгах. В нашей практике автоматизация управленческого учёта сократила на два дня в месяц работу финансиста, а отчёты стали приходить на десять дней быстрее. Там, где функция повторяемая и формализуемая, дешевле автоматизировать её, чем удерживать человека на рынке с безработицей 2%.</w:t>
+        <w:t xml:space="preserve"> Дело здесь не в налогах, а в общих расходах на персонал, но считаются они в тех же деньгах. В нашей практике автоматизация управленческого учёта сократила на два дня в месяц работу финансиста, а отчёты стали приходить на десять дней быстрее. Там, где работа повторяется изо дня в день и её можно описать по шагам, автоматизация обходится дешевле, чем удержание сотрудника при безработице около 2%.</w:t>
       </w:r>
     </w:p>
     <w:p>
@@ -3432,7 +3432,7 @@
           <w:sz w:val="22"/>
           <w:szCs w:val="22"/>
         </w:rPr>
-        <w:t xml:space="preserve">И отдельно — то, что экономит не налоги, а деньги: снижение текучести. Замена сотрудника стоит дороже, чем повышение зарплаты действующему, а на рынке с безработицей около 2% поиск замены занимает месяцы.</w:t>
+        <w:t xml:space="preserve">И отдельно о том, что экономит не налоги, а деньги, — о снижении текучести. Замена сотрудника стоит дороже, чем повышение зарплаты действующему, а на рынке с безработицей около 2% поиск замены занимает месяцы.</w:t>
       </w:r>
     </w:p>
     <w:p>
@@ -3627,7 +3627,7 @@
         </w:rPr>
         <w:t xml:space="preserve">Источник: </w:t>
       </w:r>
-      <w:hyperlink w:history="1" r:id="rIdmfx4yhlxvcbsouritdiek">
+      <w:hyperlink w:history="1" r:id="rId5if8n-ol_mttnnrsyyrcn">
         <w:r>
           <w:rPr>
             <w:rFonts w:ascii="Arial" w:cs="Arial" w:eastAsia="Arial" w:hAnsi="Arial"/>
@@ -3652,7 +3652,7 @@
         </w:rPr>
         <w:t xml:space="preserve">; </w:t>
       </w:r>
-      <w:hyperlink w:history="1" r:id="rId6_kyvhukdfixwuzwyfppd">
+      <w:hyperlink w:history="1" r:id="rIdc9vuv7iadgr8rwdihwauf">
         <w:r>
           <w:rPr>
             <w:rFonts w:ascii="Arial" w:cs="Arial" w:eastAsia="Arial" w:hAnsi="Arial"/>
@@ -3721,7 +3721,7 @@
         <w:shd w:fill="D9EAD3" w:color="auto" w:val="clear"/>
         <w:spacing w:after="80" w:line="300"/>
       </w:pPr>
-      <w:hyperlink w:history="1" r:id="rIdwufqnogr6eyni7gjm5b2n">
+      <w:hyperlink w:history="1" r:id="rIdgtg1sgm7ecg3fsyepgjqa">
         <w:r>
           <w:rPr>
             <w:rFonts w:ascii="Times New Roman" w:cs="Times New Roman" w:eastAsia="Times New Roman" w:hAnsi="Times New Roman"/>
@@ -3756,7 +3756,7 @@
         <w:shd w:fill="D9EAD3" w:color="auto" w:val="clear"/>
         <w:spacing w:after="80" w:line="300"/>
       </w:pPr>
-      <w:hyperlink w:history="1" r:id="rIdi9opijxzubginpysz7nbd">
+      <w:hyperlink w:history="1" r:id="rIdbvy1xtj8i1x2xdmzqns75">
         <w:r>
           <w:rPr>
             <w:rFonts w:ascii="Times New Roman" w:cs="Times New Roman" w:eastAsia="Times New Roman" w:hAnsi="Times New Roman"/>
@@ -3791,7 +3791,7 @@
         <w:shd w:fill="D9EAD3" w:color="auto" w:val="clear"/>
         <w:spacing w:after="80" w:line="300"/>
       </w:pPr>
-      <w:hyperlink w:history="1" r:id="rIdt1hksmibkmlxhxybydy7e">
+      <w:hyperlink w:history="1" r:id="rIdlmlxfihx_kacagor46ks0">
         <w:r>
           <w:rPr>
             <w:rFonts w:ascii="Times New Roman" w:cs="Times New Roman" w:eastAsia="Times New Roman" w:hAnsi="Times New Roman"/>
@@ -4221,7 +4221,7 @@
             <w:pPr>
               <w:spacing w:after="40"/>
             </w:pPr>
-            <w:hyperlink w:history="1" r:id="rId1jp2vo2df1zojnevxv1ci">
+            <w:hyperlink w:history="1" r:id="rIdsoi-mtzggfh4htzck9onp">
               <w:r>
                 <w:rPr>
                   <w:rFonts w:ascii="Times New Roman" w:cs="Times New Roman" w:eastAsia="Times New Roman" w:hAnsi="Times New Roman"/>
@@ -4272,7 +4272,7 @@
             <w:pPr>
               <w:spacing w:after="40"/>
             </w:pPr>
-            <w:hyperlink w:history="1" r:id="rIdld0tlay7czcz7dhzzqrlc">
+            <w:hyperlink w:history="1" r:id="rIdipb7dlfml1d0gnrytuvvp">
               <w:r>
                 <w:rPr>
                   <w:rFonts w:ascii="Times New Roman" w:cs="Times New Roman" w:eastAsia="Times New Roman" w:hAnsi="Times New Roman"/>
@@ -4386,7 +4386,7 @@
               </w:rPr>
               <w:t xml:space="preserve">ст. 427 НК РФ (п. 2.2, 2.2-2, 2.4, 2.5, 7, 9, 13.1, 13.2, 13.3) в редакции </w:t>
             </w:r>
-            <w:hyperlink w:history="1" r:id="rId6eadscj5sw9fmgfnou0qv">
+            <w:hyperlink w:history="1" r:id="rIdzj3lq9cux937gtksnqkly">
               <w:r>
                 <w:rPr>
                   <w:rFonts w:ascii="Times New Roman" w:cs="Times New Roman" w:eastAsia="Times New Roman" w:hAnsi="Times New Roman"/>

--- a/05-content/articles/zarplatnye-nalogi/statya-4-zarplatnye-nalogi.docx
+++ b/05-content/articles/zarplatnye-nalogi/statya-4-zarplatnye-nalogi.docx
@@ -128,7 +128,7 @@
         </w:rPr>
         <w:t xml:space="preserve">Дорабатываем статью: </w:t>
       </w:r>
-      <w:hyperlink w:history="1" r:id="rIdvb0azfdamyxi7txtpxdje">
+      <w:hyperlink w:history="1" r:id="rIdpjadvnm-yff414zpd1ojx">
         <w:r>
           <w:rPr>
             <w:rFonts w:ascii="Arial" w:cs="Arial" w:eastAsia="Arial" w:hAnsi="Arial"/>
@@ -389,7 +389,7 @@
         </w:rPr>
         <w:t xml:space="preserve">Источник: </w:t>
       </w:r>
-      <w:hyperlink w:history="1" r:id="rId3o4rf5qdp1fnimrgndztz">
+      <w:hyperlink w:history="1" r:id="rIdqv0gxnsywonhpyodqzfij">
         <w:r>
           <w:rPr>
             <w:rFonts w:ascii="Arial" w:cs="Arial" w:eastAsia="Arial" w:hAnsi="Arial"/>
@@ -414,7 +414,7 @@
         </w:rPr>
         <w:t xml:space="preserve">; </w:t>
       </w:r>
-      <w:hyperlink w:history="1" r:id="rIdqp1c50nmw6ayutw11sm8f">
+      <w:hyperlink w:history="1" r:id="rIdoztoxtrll4ik86rabfv53">
         <w:r>
           <w:rPr>
             <w:rFonts w:ascii="Arial" w:cs="Arial" w:eastAsia="Arial" w:hAnsi="Arial"/>
@@ -439,7 +439,7 @@
         </w:rPr>
         <w:t xml:space="preserve">; </w:t>
       </w:r>
-      <w:hyperlink w:history="1" r:id="rIdixcgwyi0tbzxgeldqkke6">
+      <w:hyperlink w:history="1" r:id="rIdjf03vlxnln1iiioehhxcu">
         <w:r>
           <w:rPr>
             <w:rFonts w:ascii="Arial" w:cs="Arial" w:eastAsia="Arial" w:hAnsi="Arial"/>
@@ -1362,7 +1362,7 @@
         </w:rPr>
         <w:t xml:space="preserve">Источник: </w:t>
       </w:r>
-      <w:hyperlink w:history="1" r:id="rIdzcr7ypztqftqrkp8xii1t">
+      <w:hyperlink w:history="1" r:id="rIdcxei0o_8toppca1l3jsza">
         <w:r>
           <w:rPr>
             <w:rFonts w:ascii="Arial" w:cs="Arial" w:eastAsia="Arial" w:hAnsi="Arial"/>
@@ -1387,7 +1387,7 @@
         </w:rPr>
         <w:t xml:space="preserve">; </w:t>
       </w:r>
-      <w:hyperlink w:history="1" r:id="rIdchcigkdjlngbdff_ljpvh">
+      <w:hyperlink w:history="1" r:id="rIdbe0ejyff_q7rhzi3-g0ta">
         <w:r>
           <w:rPr>
             <w:rFonts w:ascii="Arial" w:cs="Arial" w:eastAsia="Arial" w:hAnsi="Arial"/>
@@ -1412,7 +1412,7 @@
         </w:rPr>
         <w:t xml:space="preserve">; </w:t>
       </w:r>
-      <w:hyperlink w:history="1" r:id="rIdlf9vshcog4fhdlmyajpah">
+      <w:hyperlink w:history="1" r:id="rIdfaddbgaesfcmrzfzjrzzs">
         <w:r>
           <w:rPr>
             <w:rFonts w:ascii="Arial" w:cs="Arial" w:eastAsia="Arial" w:hAnsi="Arial"/>
@@ -2341,7 +2341,7 @@
         </w:rPr>
         <w:t xml:space="preserve">Источник: </w:t>
       </w:r>
-      <w:hyperlink w:history="1" r:id="rIdb8fmnx74wv_kbpsaynk7i">
+      <w:hyperlink w:history="1" r:id="rIdnq07iaybs4bxm-tdwmqfz">
         <w:r>
           <w:rPr>
             <w:rFonts w:ascii="Arial" w:cs="Arial" w:eastAsia="Arial" w:hAnsi="Arial"/>
@@ -2366,7 +2366,7 @@
         </w:rPr>
         <w:t xml:space="preserve"> в редакции </w:t>
       </w:r>
-      <w:hyperlink w:history="1" r:id="rIdx6ga43fk4kpgx5btvc8le">
+      <w:hyperlink w:history="1" r:id="rIdcix9sgu25z-8zjul78k_l">
         <w:r>
           <w:rPr>
             <w:rFonts w:ascii="Arial" w:cs="Arial" w:eastAsia="Arial" w:hAnsi="Arial"/>
@@ -2391,7 +2391,7 @@
         </w:rPr>
         <w:t xml:space="preserve">; перечень — </w:t>
       </w:r>
-      <w:hyperlink w:history="1" r:id="rIdld34f6l1de9-_zc5hqvqv">
+      <w:hyperlink w:history="1" r:id="rId6az2oo2d7ijdeqw14hfqv">
         <w:r>
           <w:rPr>
             <w:rFonts w:ascii="Arial" w:cs="Arial" w:eastAsia="Arial" w:hAnsi="Arial"/>
@@ -2575,7 +2575,7 @@
         </w:rPr>
         <w:t xml:space="preserve">Источник: </w:t>
       </w:r>
-      <w:hyperlink w:history="1" r:id="rId5lbrzynupchjohqkn0dby">
+      <w:hyperlink w:history="1" r:id="rIdcqiyvzn6gw5mc9igd5fbt">
         <w:r>
           <w:rPr>
             <w:rFonts w:ascii="Arial" w:cs="Arial" w:eastAsia="Arial" w:hAnsi="Arial"/>
@@ -2600,7 +2600,7 @@
         </w:rPr>
         <w:t xml:space="preserve">; </w:t>
       </w:r>
-      <w:hyperlink w:history="1" r:id="rIdwzsnlfgau-irta7iewm7c">
+      <w:hyperlink w:history="1" r:id="rIdbyncxrdhwdt889oz-a_oz">
         <w:r>
           <w:rPr>
             <w:rFonts w:ascii="Arial" w:cs="Arial" w:eastAsia="Arial" w:hAnsi="Arial"/>
@@ -2889,7 +2889,7 @@
         </w:rPr>
         <w:t xml:space="preserve">Источник: </w:t>
       </w:r>
-      <w:hyperlink w:history="1" r:id="rIdrrlcpepgzem138f3wloxz">
+      <w:hyperlink w:history="1" r:id="rIdozlfrpypcos6c9mskhr2m">
         <w:r>
           <w:rPr>
             <w:rFonts w:ascii="Arial" w:cs="Arial" w:eastAsia="Arial" w:hAnsi="Arial"/>
@@ -3208,6 +3208,22 @@
     </w:p>
     <w:p>
       <w:pPr>
+        <w:spacing w:after="120" w:before="200"/>
+      </w:pPr>
+      <w:r>
+        <w:rPr>
+          <w:rFonts w:ascii="Arial" w:cs="Arial" w:eastAsia="Arial" w:hAnsi="Arial"/>
+          <w:b/>
+          <w:bCs/>
+          <w:color w:val="23251F"/>
+          <w:sz w:val="22"/>
+          <w:szCs w:val="22"/>
+        </w:rPr>
+        <w:t xml:space="preserve">Экономия страховых взносов: что реально работает</w:t>
+      </w:r>
+    </w:p>
+    <w:p>
+      <w:pPr>
         <w:shd w:fill="D9EAD3" w:color="auto" w:val="clear"/>
         <w:spacing w:after="40" w:before="160"/>
       </w:pPr>
@@ -3338,6 +3354,22 @@
           <w:szCs w:val="22"/>
         </w:rPr>
         <w:t xml:space="preserve"> — вместе с частью выплат и рисков по доначислению страховых взносов.</w:t>
+      </w:r>
+    </w:p>
+    <w:p>
+      <w:pPr>
+        <w:spacing w:after="120" w:before="200"/>
+      </w:pPr>
+      <w:r>
+        <w:rPr>
+          <w:rFonts w:ascii="Arial" w:cs="Arial" w:eastAsia="Arial" w:hAnsi="Arial"/>
+          <w:b/>
+          <w:bCs/>
+          <w:color w:val="23251F"/>
+          <w:sz w:val="22"/>
+          <w:szCs w:val="22"/>
+        </w:rPr>
+        <w:t xml:space="preserve">Как снизить не только налоги, но и общие расходы на персонал</w:t>
       </w:r>
     </w:p>
     <w:p>
@@ -3627,7 +3659,7 @@
         </w:rPr>
         <w:t xml:space="preserve">Источник: </w:t>
       </w:r>
-      <w:hyperlink w:history="1" r:id="rId5if8n-ol_mttnnrsyyrcn">
+      <w:hyperlink w:history="1" r:id="rIdozsf-n9qpnqci7kv7dtgz">
         <w:r>
           <w:rPr>
             <w:rFonts w:ascii="Arial" w:cs="Arial" w:eastAsia="Arial" w:hAnsi="Arial"/>
@@ -3652,7 +3684,7 @@
         </w:rPr>
         <w:t xml:space="preserve">; </w:t>
       </w:r>
-      <w:hyperlink w:history="1" r:id="rIdc9vuv7iadgr8rwdihwauf">
+      <w:hyperlink w:history="1" r:id="rId82xles2lnzibjgykgmzai">
         <w:r>
           <w:rPr>
             <w:rFonts w:ascii="Arial" w:cs="Arial" w:eastAsia="Arial" w:hAnsi="Arial"/>
@@ -3721,7 +3753,7 @@
         <w:shd w:fill="D9EAD3" w:color="auto" w:val="clear"/>
         <w:spacing w:after="80" w:line="300"/>
       </w:pPr>
-      <w:hyperlink w:history="1" r:id="rIdgtg1sgm7ecg3fsyepgjqa">
+      <w:hyperlink w:history="1" r:id="rIdilt9sgb_xu_emsz3ly0hk">
         <w:r>
           <w:rPr>
             <w:rFonts w:ascii="Times New Roman" w:cs="Times New Roman" w:eastAsia="Times New Roman" w:hAnsi="Times New Roman"/>
@@ -3756,7 +3788,7 @@
         <w:shd w:fill="D9EAD3" w:color="auto" w:val="clear"/>
         <w:spacing w:after="80" w:line="300"/>
       </w:pPr>
-      <w:hyperlink w:history="1" r:id="rIdbvy1xtj8i1x2xdmzqns75">
+      <w:hyperlink w:history="1" r:id="rIdz1p0eor5wcbqw1xongiwu">
         <w:r>
           <w:rPr>
             <w:rFonts w:ascii="Times New Roman" w:cs="Times New Roman" w:eastAsia="Times New Roman" w:hAnsi="Times New Roman"/>
@@ -3791,7 +3823,7 @@
         <w:shd w:fill="D9EAD3" w:color="auto" w:val="clear"/>
         <w:spacing w:after="80" w:line="300"/>
       </w:pPr>
-      <w:hyperlink w:history="1" r:id="rIdlmlxfihx_kacagor46ks0">
+      <w:hyperlink w:history="1" r:id="rIduxftx1ptwp_jkqa9tz7rp">
         <w:r>
           <w:rPr>
             <w:rFonts w:ascii="Times New Roman" w:cs="Times New Roman" w:eastAsia="Times New Roman" w:hAnsi="Times New Roman"/>
@@ -4221,7 +4253,7 @@
             <w:pPr>
               <w:spacing w:after="40"/>
             </w:pPr>
-            <w:hyperlink w:history="1" r:id="rIdsoi-mtzggfh4htzck9onp">
+            <w:hyperlink w:history="1" r:id="rIdcijn6ndt9r69dlzg8g2u0">
               <w:r>
                 <w:rPr>
                   <w:rFonts w:ascii="Times New Roman" w:cs="Times New Roman" w:eastAsia="Times New Roman" w:hAnsi="Times New Roman"/>
@@ -4272,7 +4304,7 @@
             <w:pPr>
               <w:spacing w:after="40"/>
             </w:pPr>
-            <w:hyperlink w:history="1" r:id="rIdipb7dlfml1d0gnrytuvvp">
+            <w:hyperlink w:history="1" r:id="rIdgb0-wh1c4s5ntv_df79f1">
               <w:r>
                 <w:rPr>
                   <w:rFonts w:ascii="Times New Roman" w:cs="Times New Roman" w:eastAsia="Times New Roman" w:hAnsi="Times New Roman"/>
@@ -4386,7 +4418,7 @@
               </w:rPr>
               <w:t xml:space="preserve">ст. 427 НК РФ (п. 2.2, 2.2-2, 2.4, 2.5, 7, 9, 13.1, 13.2, 13.3) в редакции </w:t>
             </w:r>
-            <w:hyperlink w:history="1" r:id="rIdzj3lq9cux937gtksnqkly">
+            <w:hyperlink w:history="1" r:id="rIdwffsw6ud6jiobsrqk8utd">
               <w:r>
                 <w:rPr>
                   <w:rFonts w:ascii="Times New Roman" w:cs="Times New Roman" w:eastAsia="Times New Roman" w:hAnsi="Times New Roman"/>
@@ -4599,7 +4631,7 @@
           <w:sz w:val="22"/>
           <w:szCs w:val="22"/>
         </w:rPr>
-        <w:t xml:space="preserve">Проверка права на пониженный тариф — это сверка основного ОКВЭД с перечнем, расчёт доли доходов и оценка того, не потеряна ли льгота задним числом. Ошибка здесь стоит около 35 000 ₽ в год на каждого сотрудника, а при утрате права взносы пересчитываются за весь период. Если хотите убедиться, что ваша компания тариф не потеряла, и посчитать зарплатную нагрузку на 2026 год, оставьте заявку: проверим ОКВЭД, долю доходов и расчёт взносов на ваших цифрах.</w:t>
+        <w:t xml:space="preserve">Проверка права на пониженный тариф — это сверка основного ОКВЭД с перечнем, расчёт доли доходов и оценка того, не потеряна ли льгота задним числом. Ошибка здесь стоит около 35 000 ₽ в год на каждого сотрудника, а при утрате права взносы пересчитываются за весь период. Если хотите убедиться, что ваша компания тариф не потеряла, и посчитать зарплатную нагрузку на 2026 год, оставьте заявку: проверим ОКВЭД, долю доходов и расчёт взносов на ваших цифрах. Точечный вопрос — пересчёт НДФЛ, отпускные, оформление компенсаций — закрывает консультация бухгалтера по зарплате. Если нужно посмотреть нагрузку целиком, это уже консультация по оптимизации налогов и налоговый консалтинг: считаем, что компания платит сейчас и что останется после того, как будут использованы законные инструменты.</w:t>
       </w:r>
     </w:p>
     <w:p>

--- a/05-content/articles/zarplatnye-nalogi/statya-4-zarplatnye-nalogi.docx
+++ b/05-content/articles/zarplatnye-nalogi/statya-4-zarplatnye-nalogi.docx
@@ -128,7 +128,7 @@
         </w:rPr>
         <w:t xml:space="preserve">Дорабатываем статью: </w:t>
       </w:r>
-      <w:hyperlink w:history="1" r:id="rIdpjadvnm-yff414zpd1ojx">
+      <w:hyperlink w:history="1" r:id="rIdcjvnftuofewqax4wtojbt">
         <w:r>
           <w:rPr>
             <w:rFonts w:ascii="Arial" w:cs="Arial" w:eastAsia="Arial" w:hAnsi="Arial"/>
@@ -389,7 +389,7 @@
         </w:rPr>
         <w:t xml:space="preserve">Источник: </w:t>
       </w:r>
-      <w:hyperlink w:history="1" r:id="rIdqv0gxnsywonhpyodqzfij">
+      <w:hyperlink w:history="1" r:id="rIduvljtlnfhq49ukiwqvd9u">
         <w:r>
           <w:rPr>
             <w:rFonts w:ascii="Arial" w:cs="Arial" w:eastAsia="Arial" w:hAnsi="Arial"/>
@@ -414,7 +414,7 @@
         </w:rPr>
         <w:t xml:space="preserve">; </w:t>
       </w:r>
-      <w:hyperlink w:history="1" r:id="rIdoztoxtrll4ik86rabfv53">
+      <w:hyperlink w:history="1" r:id="rIdowsqvecdsildpw6dlg2ok">
         <w:r>
           <w:rPr>
             <w:rFonts w:ascii="Arial" w:cs="Arial" w:eastAsia="Arial" w:hAnsi="Arial"/>
@@ -439,7 +439,7 @@
         </w:rPr>
         <w:t xml:space="preserve">; </w:t>
       </w:r>
-      <w:hyperlink w:history="1" r:id="rIdjf03vlxnln1iiioehhxcu">
+      <w:hyperlink w:history="1" r:id="rIdcca7dxifdluvcq-ge2f76">
         <w:r>
           <w:rPr>
             <w:rFonts w:ascii="Arial" w:cs="Arial" w:eastAsia="Arial" w:hAnsi="Arial"/>
@@ -1362,7 +1362,7 @@
         </w:rPr>
         <w:t xml:space="preserve">Источник: </w:t>
       </w:r>
-      <w:hyperlink w:history="1" r:id="rIdcxei0o_8toppca1l3jsza">
+      <w:hyperlink w:history="1" r:id="rIdjmztxkfwoppknucz8bl_6">
         <w:r>
           <w:rPr>
             <w:rFonts w:ascii="Arial" w:cs="Arial" w:eastAsia="Arial" w:hAnsi="Arial"/>
@@ -1387,7 +1387,7 @@
         </w:rPr>
         <w:t xml:space="preserve">; </w:t>
       </w:r>
-      <w:hyperlink w:history="1" r:id="rIdbe0ejyff_q7rhzi3-g0ta">
+      <w:hyperlink w:history="1" r:id="rIdhska75-tu_66na4uryyxi">
         <w:r>
           <w:rPr>
             <w:rFonts w:ascii="Arial" w:cs="Arial" w:eastAsia="Arial" w:hAnsi="Arial"/>
@@ -1412,7 +1412,7 @@
         </w:rPr>
         <w:t xml:space="preserve">; </w:t>
       </w:r>
-      <w:hyperlink w:history="1" r:id="rIdfaddbgaesfcmrzfzjrzzs">
+      <w:hyperlink w:history="1" r:id="rIdmvjmvzyjioerp1iokrw10">
         <w:r>
           <w:rPr>
             <w:rFonts w:ascii="Arial" w:cs="Arial" w:eastAsia="Arial" w:hAnsi="Arial"/>
@@ -2341,7 +2341,7 @@
         </w:rPr>
         <w:t xml:space="preserve">Источник: </w:t>
       </w:r>
-      <w:hyperlink w:history="1" r:id="rIdnq07iaybs4bxm-tdwmqfz">
+      <w:hyperlink w:history="1" r:id="rId6mxm_xgf_d9-ghphfyekr">
         <w:r>
           <w:rPr>
             <w:rFonts w:ascii="Arial" w:cs="Arial" w:eastAsia="Arial" w:hAnsi="Arial"/>
@@ -2366,7 +2366,7 @@
         </w:rPr>
         <w:t xml:space="preserve"> в редакции </w:t>
       </w:r>
-      <w:hyperlink w:history="1" r:id="rIdcix9sgu25z-8zjul78k_l">
+      <w:hyperlink w:history="1" r:id="rIdls6ptbkdcaxgplcrmlbvx">
         <w:r>
           <w:rPr>
             <w:rFonts w:ascii="Arial" w:cs="Arial" w:eastAsia="Arial" w:hAnsi="Arial"/>
@@ -2391,7 +2391,7 @@
         </w:rPr>
         <w:t xml:space="preserve">; перечень — </w:t>
       </w:r>
-      <w:hyperlink w:history="1" r:id="rId6az2oo2d7ijdeqw14hfqv">
+      <w:hyperlink w:history="1" r:id="rIducsvpsgpaibzrglwxo2q-">
         <w:r>
           <w:rPr>
             <w:rFonts w:ascii="Arial" w:cs="Arial" w:eastAsia="Arial" w:hAnsi="Arial"/>
@@ -2575,7 +2575,7 @@
         </w:rPr>
         <w:t xml:space="preserve">Источник: </w:t>
       </w:r>
-      <w:hyperlink w:history="1" r:id="rIdcqiyvzn6gw5mc9igd5fbt">
+      <w:hyperlink w:history="1" r:id="rIdu2eurrzy19imkuts7fzwg">
         <w:r>
           <w:rPr>
             <w:rFonts w:ascii="Arial" w:cs="Arial" w:eastAsia="Arial" w:hAnsi="Arial"/>
@@ -2600,7 +2600,7 @@
         </w:rPr>
         <w:t xml:space="preserve">; </w:t>
       </w:r>
-      <w:hyperlink w:history="1" r:id="rIdbyncxrdhwdt889oz-a_oz">
+      <w:hyperlink w:history="1" r:id="rIdvvzq-u3w0rblauimrmuus">
         <w:r>
           <w:rPr>
             <w:rFonts w:ascii="Arial" w:cs="Arial" w:eastAsia="Arial" w:hAnsi="Arial"/>
@@ -2889,7 +2889,7 @@
         </w:rPr>
         <w:t xml:space="preserve">Источник: </w:t>
       </w:r>
-      <w:hyperlink w:history="1" r:id="rIdozlfrpypcos6c9mskhr2m">
+      <w:hyperlink w:history="1" r:id="rIdsibmgwfydihnpwadqylgp">
         <w:r>
           <w:rPr>
             <w:rFonts w:ascii="Arial" w:cs="Arial" w:eastAsia="Arial" w:hAnsi="Arial"/>
@@ -3659,7 +3659,7 @@
         </w:rPr>
         <w:t xml:space="preserve">Источник: </w:t>
       </w:r>
-      <w:hyperlink w:history="1" r:id="rIdozsf-n9qpnqci7kv7dtgz">
+      <w:hyperlink w:history="1" r:id="rIdn9tl3sssplbjcnugn31d8">
         <w:r>
           <w:rPr>
             <w:rFonts w:ascii="Arial" w:cs="Arial" w:eastAsia="Arial" w:hAnsi="Arial"/>
@@ -3684,7 +3684,7 @@
         </w:rPr>
         <w:t xml:space="preserve">; </w:t>
       </w:r>
-      <w:hyperlink w:history="1" r:id="rId82xles2lnzibjgykgmzai">
+      <w:hyperlink w:history="1" r:id="rIduxnb_fmm2yybjl-dmb02q">
         <w:r>
           <w:rPr>
             <w:rFonts w:ascii="Arial" w:cs="Arial" w:eastAsia="Arial" w:hAnsi="Arial"/>
@@ -3753,7 +3753,7 @@
         <w:shd w:fill="D9EAD3" w:color="auto" w:val="clear"/>
         <w:spacing w:after="80" w:line="300"/>
       </w:pPr>
-      <w:hyperlink w:history="1" r:id="rIdilt9sgb_xu_emsz3ly0hk">
+      <w:hyperlink w:history="1" r:id="rIdnirzu2rrpspzry7g1c9cc">
         <w:r>
           <w:rPr>
             <w:rFonts w:ascii="Times New Roman" w:cs="Times New Roman" w:eastAsia="Times New Roman" w:hAnsi="Times New Roman"/>
@@ -3788,7 +3788,7 @@
         <w:shd w:fill="D9EAD3" w:color="auto" w:val="clear"/>
         <w:spacing w:after="80" w:line="300"/>
       </w:pPr>
-      <w:hyperlink w:history="1" r:id="rIdz1p0eor5wcbqw1xongiwu">
+      <w:hyperlink w:history="1" r:id="rIdzg1lsglh26-5qfrerl0da">
         <w:r>
           <w:rPr>
             <w:rFonts w:ascii="Times New Roman" w:cs="Times New Roman" w:eastAsia="Times New Roman" w:hAnsi="Times New Roman"/>
@@ -3823,7 +3823,7 @@
         <w:shd w:fill="D9EAD3" w:color="auto" w:val="clear"/>
         <w:spacing w:after="80" w:line="300"/>
       </w:pPr>
-      <w:hyperlink w:history="1" r:id="rIduxftx1ptwp_jkqa9tz7rp">
+      <w:hyperlink w:history="1" r:id="rIdxalbqfdz0iigglya5ago6">
         <w:r>
           <w:rPr>
             <w:rFonts w:ascii="Times New Roman" w:cs="Times New Roman" w:eastAsia="Times New Roman" w:hAnsi="Times New Roman"/>
@@ -4253,7 +4253,7 @@
             <w:pPr>
               <w:spacing w:after="40"/>
             </w:pPr>
-            <w:hyperlink w:history="1" r:id="rIdcijn6ndt9r69dlzg8g2u0">
+            <w:hyperlink w:history="1" r:id="rIdpxodxoaj20xqxrdsipsmj">
               <w:r>
                 <w:rPr>
                   <w:rFonts w:ascii="Times New Roman" w:cs="Times New Roman" w:eastAsia="Times New Roman" w:hAnsi="Times New Roman"/>
@@ -4304,7 +4304,7 @@
             <w:pPr>
               <w:spacing w:after="40"/>
             </w:pPr>
-            <w:hyperlink w:history="1" r:id="rIdgb0-wh1c4s5ntv_df79f1">
+            <w:hyperlink w:history="1" r:id="rIdmwbzto_ch21y4e-k3vd_v">
               <w:r>
                 <w:rPr>
                   <w:rFonts w:ascii="Times New Roman" w:cs="Times New Roman" w:eastAsia="Times New Roman" w:hAnsi="Times New Roman"/>
@@ -4418,7 +4418,7 @@
               </w:rPr>
               <w:t xml:space="preserve">ст. 427 НК РФ (п. 2.2, 2.2-2, 2.4, 2.5, 7, 9, 13.1, 13.2, 13.3) в редакции </w:t>
             </w:r>
-            <w:hyperlink w:history="1" r:id="rIdwffsw6ud6jiobsrqk8utd">
+            <w:hyperlink w:history="1" r:id="rIdqq7sgefrpsikpxpsqjeks">
               <w:r>
                 <w:rPr>
                   <w:rFonts w:ascii="Times New Roman" w:cs="Times New Roman" w:eastAsia="Times New Roman" w:hAnsi="Times New Roman"/>
@@ -4631,7 +4631,7 @@
           <w:sz w:val="22"/>
           <w:szCs w:val="22"/>
         </w:rPr>
-        <w:t xml:space="preserve">Проверка права на пониженный тариф — это сверка основного ОКВЭД с перечнем, расчёт доли доходов и оценка того, не потеряна ли льгота задним числом. Ошибка здесь стоит около 35 000 ₽ в год на каждого сотрудника, а при утрате права взносы пересчитываются за весь период. Если хотите убедиться, что ваша компания тариф не потеряла, и посчитать зарплатную нагрузку на 2026 год, оставьте заявку: проверим ОКВЭД, долю доходов и расчёт взносов на ваших цифрах. Точечный вопрос — пересчёт НДФЛ, отпускные, оформление компенсаций — закрывает консультация бухгалтера по зарплате. Если нужно посмотреть нагрузку целиком, это уже консультация по оптимизации налогов и налоговый консалтинг: считаем, что компания платит сейчас и что останется после того, как будут использованы законные инструменты.</w:t>
+        <w:t xml:space="preserve">Проверка права на пониженный тариф — это сверка основного ОКВЭД с перечнем, расчёт доли доходов и оценка того, не потеряна ли льгота задним числом. Ошибка здесь стоит около 35 000 ₽ в год на каждого сотрудника, а при утрате права взносы пересчитываются за весь период. Если хотите убедиться, что ваша компания тариф не потеряла, и посчитать зарплатную нагрузку на 2026 год, оставьте заявку: проверим ОКВЭД, долю доходов и расчёт взносов на ваших цифрах. Если вопрос точечный — пересчёт НДФЛ, отпускные, оформление компенсаций, — подойдёт консультация бухгалтера по зарплате.</w:t>
       </w:r>
     </w:p>
     <w:p>
